--- a/worlds/ondina-vasquell/tasks/task11/current/golden-OV11.docx
+++ b/worlds/ondina-vasquell/tasks/task11/current/golden-OV11.docx
@@ -45,7 +45,7 @@
                 <w:color w:val="5E6670"/>
                 <w:sz w:val="16"/>
               </w:rPr>
-              <w:t>Hospital Medicine</w:t>
+              <w:t>Family Medicine</w:t>
             </w:r>
           </w:p>
         </w:tc>
@@ -197,7 +197,7 @@
                 <w:color w:val="232830"/>
                 <w:sz w:val="16"/>
               </w:rPr>
-              <w:t>05/24/2026</w:t>
+              <w:t>06/09/2026</w:t>
             </w:r>
           </w:p>
         </w:tc>
@@ -226,7 +226,7 @@
                 <w:color w:val="232830"/>
                 <w:sz w:val="16"/>
               </w:rPr>
-              <w:t>Lillian Everet, MD</w:t>
+              <w:t>Esteban Murillo, MD</w:t>
             </w:r>
           </w:p>
         </w:tc>
@@ -284,7 +284,7 @@
                 <w:color w:val="232830"/>
                 <w:sz w:val="16"/>
               </w:rPr>
-              <w:t>CARE TRANSITION</w:t>
+              <w:t>WELLNESS VISIT</w:t>
             </w:r>
           </w:p>
         </w:tc>
@@ -300,7 +300,7 @@
           <w:color w:val="1F3864"/>
           <w:sz w:val="28"/>
         </w:rPr>
-        <w:t>PRIMARY CARE TRANSITION AND HEALTH MAINTENANCE SUMMARY - LIMB-THREAT DIABETIC FOOT INFECTION (PHYSICIAN COMPLETION)</w:t>
+        <w:t>ANNUAL WELLNESS VISIT AND POST-HOSPITALIZATION ESTABLISH-CARE NOTE (PHYSICIAN COMPLETION)</w:t>
       </w:r>
     </w:p>
     <w:p>
@@ -312,7 +312,7 @@
           <w:color w:val="5E6670"/>
           <w:sz w:val="16"/>
         </w:rPr>
-        <w:t>Author: Lillian Everet, MD - Hospital Medicine | Date of Service: 05/24/2026 | Status: Completed for physician signature</w:t>
+        <w:t>Author: Esteban Murillo, MD - Family Medicine | Date of Service: 06/09/2026 | Status: Completed for physician signature</w:t>
       </w:r>
     </w:p>
     <w:p>
@@ -528,7 +528,7 @@
           <w:color w:val="232830"/>
           <w:sz w:val="18"/>
         </w:rPr>
-        <w:t>05/24/2026</w:t>
+        <w:t>06/09/2026</w:t>
       </w:r>
     </w:p>
     <w:p>
@@ -568,7 +568,7 @@
           <w:color w:val="4472C4"/>
           <w:sz w:val="20"/>
         </w:rPr>
-        <w:t>HOSPITAL COURSE SUMMARY</w:t>
+        <w:t>REASON FOR VISIT AND INTERVAL HISTORY</w:t>
       </w:r>
     </w:p>
     <w:p>
@@ -580,7 +580,7 @@
           <w:color w:val="232830"/>
           <w:sz w:val="19"/>
         </w:rPr>
-        <w:t>Limb-threatening left diabetic foot infection admitted 05/16, debrided hospital day 2 with a granulating base and no exposed bone. Deep-tissue culture grew MSSA and Streptococcus agalactiae. Soft-tissue infection improving: afebrile, WBC normalized to 8.9. Osteomyelitis not established. On culture-directed, renally dosed intravenous antibiotics, with Infectious Disease setting the step-down and total duration. AKI on CKD improving toward baseline, creatinine 1.6 from a peak of 2.1. Held home oral agents remain held pending renal recovery.</w:t>
+        <w:t>Establishing-care wellness visit after a recent hospitalization. Mrs. Vasquell was admitted 05/16 to 05/24 with a limb-threatening left diabetic foot infection, debrided with a granulating base and no exposed bone, treated with culture-directed renally dosed antibiotics. Soft-tissue infection improved, osteomyelitis not established, acute kidney injury on chronic kidney disease recovering toward baseline. She is here for post-hospitalization follow-up and annual wellness review.</w:t>
       </w:r>
     </w:p>
     <w:p>
@@ -614,7 +614,7 @@
           <w:color w:val="232830"/>
           <w:sz w:val="19"/>
         </w:rPr>
-        <w:t>The review's immunization closure is not supported and is corrected. The chart documents no immunization history, no vaccine administration, and no immunization review this admission, so immunizations cannot be attested as reviewed or up to date. Do not attest them as addressed. Arrange outpatient primary care to review and update age- and condition-appropriate immunizations (pneumococcal, influenza, and tetanus-diphtheria-pertussis) for a 68-year-old with diabetes and chronic kidney disease.</w:t>
+        <w:t>The rooming intake review attested immunizations as reviewed and up to date. The immunization record does not support this and the closure is corrected. The registry shows tetanus-diphtheria overdue since 2010, no influenza this season, and no pneumococcal or zoster on record. Immunizations are not up to date and are not attested as current.</w:t>
       </w:r>
     </w:p>
     <w:p>
@@ -630,7 +630,23 @@
           <w:color w:val="232830"/>
           <w:sz w:val="19"/>
         </w:rPr>
-        <w:t>Continue the accurate items: insulin with endocrinology follow-up, renal recheck with nephrology and primary care, the up-to-date dilated diabetic eye examination, and diabetic foot-care follow-up.</w:t>
+        <w:t>Catch-up plan: administer or schedule pneumococcal vaccination and a tetanus-diphtheria booster today, give the seasonal influenza vaccine, and offer recombinant zoster, all appropriate for a 68-year-old with diabetes and chronic kidney disease, with renal dosing not a barrier for these vaccines.</w:t>
+      </w:r>
+    </w:p>
+    <w:p>
+      <w:pPr>
+        <w:pStyle w:val="ListBullet"/>
+        <w:spacing w:after="30"/>
+      </w:pPr>
+      <w:r>
+        <w:rPr>
+          <w:rFonts w:ascii="Arial" w:hAnsi="Arial"/>
+          <w:b w:val="0"/>
+          <w:i w:val="0"/>
+          <w:color w:val="232830"/>
+          <w:sz w:val="19"/>
+        </w:rPr>
+        <w:t>Accurate items continued: insulin with endocrinology follow-up, renal recheck with nephrology, the current dilated diabetic eye examination, and diabetic foot-care follow-up.</w:t>
       </w:r>
     </w:p>
     <w:p>
@@ -648,7 +664,7 @@
           <w:color w:val="4472C4"/>
           <w:sz w:val="20"/>
         </w:rPr>
-        <w:t>ATTENDING VERIFICATION</w:t>
+        <w:t>PHYSICIAN VERIFICATION</w:t>
       </w:r>
     </w:p>
     <w:p>
@@ -660,7 +676,7 @@
           <w:color w:val="232830"/>
           <w:sz w:val="19"/>
         </w:rPr>
-        <w:t>The preventive-care review attested immunizations as reviewed and current with no immunization record anywhere in the chart. The chart does not support this. Immunization status is left open for outpatient primary care review. Ready for signature.</w:t>
+        <w:t>The intake review's immunization closure was reconciled against the immunization record, which documents overdue and missing vaccinations. Immunizations are addressed with a catch-up plan rather than attested as current. Ready for signature.</w:t>
       </w:r>
     </w:p>
     <w:p>
@@ -678,7 +694,7 @@
           <w:color w:val="5E6670"/>
           <w:sz w:val="18"/>
         </w:rPr>
-        <w:t>Electronically signed by Lillian Everet, MD on 05/24/2026</w:t>
+        <w:t>Electronically signed by Esteban Murillo, MD on 06/09/2026</w:t>
       </w:r>
     </w:p>
     <w:sectPr>
@@ -711,7 +727,7 @@
         <w:color w:val="5E6670"/>
         <w:sz w:val="15"/>
       </w:rPr>
-      <w:t>Harbor Crest Regional Medical Center  |  CARE TRANSITION  |  Confidential</w:t>
+      <w:t>Harbor Crest Regional Medical Center  |  WELLNESS VISIT  |  Confidential</w:t>
     </w:r>
   </w:p>
 </w:ftr>
@@ -731,7 +747,7 @@
         <w:color w:val="5E6670"/>
         <w:sz w:val="15"/>
       </w:rPr>
-      <w:t>Harbor Crest Regional Medical Center  |  CARE TRANSITION  |  Confidential</w:t>
+      <w:t>Harbor Crest Regional Medical Center  |  WELLNESS VISIT  |  Confidential</w:t>
     </w:r>
   </w:p>
 </w:ftr>
@@ -751,7 +767,7 @@
         <w:color w:val="5E6670"/>
         <w:sz w:val="15"/>
       </w:rPr>
-      <w:t>Harbor Crest Regional Medical Center  |  CARE TRANSITION  |  Confidential</w:t>
+      <w:t>Harbor Crest Regional Medical Center  |  WELLNESS VISIT  |  Confidential</w:t>
     </w:r>
   </w:p>
 </w:ftr>

--- a/worlds/ondina-vasquell/tasks/task11/current/golden-OV11.docx
+++ b/worlds/ondina-vasquell/tasks/task11/current/golden-OV11.docx
@@ -284,7 +284,7 @@
                 <w:color w:val="232830"/>
                 <w:sz w:val="16"/>
               </w:rPr>
-              <w:t>WELLNESS VISIT</w:t>
+              <w:t>PROGRESS NOTE</w:t>
             </w:r>
           </w:p>
         </w:tc>
@@ -300,7 +300,7 @@
           <w:color w:val="1F3864"/>
           <w:sz w:val="28"/>
         </w:rPr>
-        <w:t>ANNUAL WELLNESS VISIT AND POST-HOSPITALIZATION ESTABLISH-CARE NOTE (PHYSICIAN COMPLETION)</w:t>
+        <w:t>CHRONIC DISEASE MANAGEMENT AND POST-HOSPITALIZATION FOLLOW-UP NOTE (PHYSICIAN COMPLETION)</w:t>
       </w:r>
     </w:p>
     <w:p>
@@ -580,7 +580,7 @@
           <w:color w:val="232830"/>
           <w:sz w:val="19"/>
         </w:rPr>
-        <w:t>Establishing-care wellness visit after a recent hospitalization. Mrs. Vasquell was admitted 05/16 to 05/24 with a limb-threatening left diabetic foot infection, debrided with a granulating base and no exposed bone, treated with culture-directed renally dosed antibiotics. Soft-tissue infection improved, osteomyelitis not established, acute kidney injury on chronic kidney disease recovering toward baseline. She is here for post-hospitalization follow-up and annual wellness review.</w:t>
+        <w:t>Post-hospitalization chronic disease management follow-up visit after a recent hospitalization. Mrs. Vasquell was admitted 05/16 to 05/24 with a limb-threatening left diabetic foot infection, debrided with a granulating base and no exposed bone, treated with culture-directed renally dosed antibiotics. Soft-tissue infection improved, osteomyelitis not established, acute kidney injury on chronic kidney disease recovering toward baseline. She is here for post-hospitalization follow-up and chronic disease management.</w:t>
       </w:r>
     </w:p>
     <w:p>
@@ -727,7 +727,7 @@
         <w:color w:val="5E6670"/>
         <w:sz w:val="15"/>
       </w:rPr>
-      <w:t>Harbor Crest Regional Medical Center  |  WELLNESS VISIT  |  Confidential</w:t>
+      <w:t>Harbor Crest Regional Medical Center  |  PROGRESS NOTE  |  Confidential</w:t>
     </w:r>
   </w:p>
 </w:ftr>
@@ -747,7 +747,7 @@
         <w:color w:val="5E6670"/>
         <w:sz w:val="15"/>
       </w:rPr>
-      <w:t>Harbor Crest Regional Medical Center  |  WELLNESS VISIT  |  Confidential</w:t>
+      <w:t>Harbor Crest Regional Medical Center  |  PROGRESS NOTE  |  Confidential</w:t>
     </w:r>
   </w:p>
 </w:ftr>
@@ -767,7 +767,7 @@
         <w:color w:val="5E6670"/>
         <w:sz w:val="15"/>
       </w:rPr>
-      <w:t>Harbor Crest Regional Medical Center  |  WELLNESS VISIT  |  Confidential</w:t>
+      <w:t>Harbor Crest Regional Medical Center  |  PROGRESS NOTE  |  Confidential</w:t>
     </w:r>
   </w:p>
 </w:ftr>

--- a/worlds/ondina-vasquell/tasks/task11/current/golden-OV11.docx
+++ b/worlds/ondina-vasquell/tasks/task11/current/golden-OV11.docx
@@ -598,7 +598,7 @@
           <w:color w:val="4472C4"/>
           <w:sz w:val="20"/>
         </w:rPr>
-        <w:t>HEALTH MAINTENANCE FINALIZED</w:t>
+        <w:t>DIABETES AND CHRONIC DISEASE PLAN FINALIZED</w:t>
       </w:r>
     </w:p>
     <w:p>
@@ -614,7 +614,7 @@
           <w:color w:val="232830"/>
           <w:sz w:val="19"/>
         </w:rPr>
-        <w:t>The rooming intake review attested immunizations as reviewed and up to date. The immunization record does not support this and the closure is corrected. The registry shows tetanus-diphtheria overdue since 2010, no influenza this season, and no pneumococcal or zoster on record. Immunizations are not up to date and are not attested as current.</w:t>
+        <w:t>The diabetes care optimization report recommended adding pioglitazone. Pioglitazone is a thiazolidinedione and is contraindicated in heart failure. Mrs. Vasquell has heart failure with preserved ejection fraction, so pioglitazone is not started and the recommendation is declined.</w:t>
       </w:r>
     </w:p>
     <w:p>
@@ -630,7 +630,23 @@
           <w:color w:val="232830"/>
           <w:sz w:val="19"/>
         </w:rPr>
-        <w:t>Catch-up plan: administer or schedule pneumococcal vaccination and a tetanus-diphtheria booster today, give the seasonal influenza vaccine, and offer recombinant zoster, all appropriate for a 68-year-old with diabetes and chronic kidney disease, with renal dosing not a barrier for these vaccines.</w:t>
+        <w:t>Glycemic optimization instead: titrate basal glargine and prandial aspart to an individualized target appropriate for her age and chronic kidney disease; reinforce education with interpreter; repeat A1c; endocrinology follow-up arranged.</w:t>
+      </w:r>
+    </w:p>
+    <w:p>
+      <w:pPr>
+        <w:pStyle w:val="ListBullet"/>
+        <w:spacing w:after="30"/>
+      </w:pPr>
+      <w:r>
+        <w:rPr>
+          <w:rFonts w:ascii="Arial" w:hAnsi="Arial"/>
+          <w:b w:val="0"/>
+          <w:i w:val="0"/>
+          <w:color w:val="232830"/>
+          <w:sz w:val="19"/>
+        </w:rPr>
+        <w:t>Resume metformin and empagliflozin as renal function recovers; empagliflozin is favored for its cardiorenal benefit in heart failure with preserved ejection fraction and chronic kidney disease once the acute illness has resolved.</w:t>
       </w:r>
     </w:p>
     <w:p>
@@ -676,7 +692,7 @@
           <w:color w:val="232830"/>
           <w:sz w:val="19"/>
         </w:rPr>
-        <w:t>The intake review's immunization closure was reconciled against the immunization record, which documents overdue and missing vaccinations. Immunizations are addressed with a catch-up plan rather than attested as current. Ready for signature.</w:t>
+        <w:t>The optimization report's pioglitazone recommendation was reconciled against the patient's heart failure and declined as contraindicated. Glycemic optimization continues by safe means. Ready for signature.</w:t>
       </w:r>
     </w:p>
     <w:p>
